--- a/ЛР5/Слободянюк_ІН-403_Лаб_5.docx
+++ b/ЛР5/Слободянюк_ІН-403_Лаб_5.docx
@@ -1171,12 +1171,6 @@
         <w:gridCol w:w="9026"/>
       </w:tblGrid>
       <w:tr>
-        <w:tblPrEx>
-          <w:tblCellMar>
-            <w:top w:w="0" w:type="dxa"/>
-            <w:bottom w:w="0" w:type="dxa"/>
-          </w:tblCellMar>
-        </w:tblPrEx>
         <w:tc>
           <w:tcPr>
             <w:tcW w:w="9026" w:type="dxa"/>
@@ -1621,7 +1615,6 @@
           <w:rFonts w:ascii="Times New Roman" w:hAnsi="Times New Roman" w:cs="Times New Roman"/>
           <w:sz w:val="28"/>
           <w:szCs w:val="28"/>
-          <w:lang w:val="ru-RU"/>
         </w:rPr>
       </w:pPr>
       <w:r>
@@ -2103,12 +2096,6 @@
         <w:gridCol w:w="9026"/>
       </w:tblGrid>
       <w:tr>
-        <w:tblPrEx>
-          <w:tblCellMar>
-            <w:top w:w="0" w:type="dxa"/>
-            <w:bottom w:w="0" w:type="dxa"/>
-          </w:tblCellMar>
-        </w:tblPrEx>
         <w:tc>
           <w:tcPr>
             <w:tcW w:w="9026" w:type="dxa"/>
@@ -2292,6 +2279,7 @@
       <w:r>
         <w:rPr>
           <w:rFonts w:ascii="Times New Roman" w:hAnsi="Times New Roman" w:cs="Times New Roman"/>
+          <w:noProof/>
           <w:sz w:val="28"/>
           <w:szCs w:val="28"/>
         </w:rPr>
@@ -2371,6 +2359,7 @@
       <w:r>
         <w:rPr>
           <w:rFonts w:ascii="Times New Roman" w:hAnsi="Times New Roman" w:cs="Times New Roman"/>
+          <w:noProof/>
           <w:sz w:val="28"/>
           <w:szCs w:val="28"/>
         </w:rPr>
@@ -2450,6 +2439,7 @@
       <w:r>
         <w:rPr>
           <w:rFonts w:ascii="Times New Roman" w:hAnsi="Times New Roman" w:cs="Times New Roman"/>
+          <w:noProof/>
           <w:sz w:val="28"/>
           <w:szCs w:val="28"/>
         </w:rPr>
@@ -2571,6 +2561,7 @@
       <w:r>
         <w:rPr>
           <w:rFonts w:ascii="Times New Roman" w:hAnsi="Times New Roman" w:cs="Times New Roman"/>
+          <w:noProof/>
           <w:sz w:val="28"/>
           <w:szCs w:val="28"/>
         </w:rPr>
@@ -2703,12 +2694,6 @@
         <w:gridCol w:w="3009"/>
       </w:tblGrid>
       <w:tr>
-        <w:tblPrEx>
-          <w:tblCellMar>
-            <w:top w:w="0" w:type="dxa"/>
-            <w:bottom w:w="0" w:type="dxa"/>
-          </w:tblCellMar>
-        </w:tblPrEx>
         <w:tc>
           <w:tcPr>
             <w:tcW w:w="3008" w:type="dxa"/>
@@ -2825,12 +2810,6 @@
         </w:tc>
       </w:tr>
       <w:tr>
-        <w:tblPrEx>
-          <w:tblCellMar>
-            <w:top w:w="0" w:type="dxa"/>
-            <w:bottom w:w="0" w:type="dxa"/>
-          </w:tblCellMar>
-        </w:tblPrEx>
         <w:tc>
           <w:tcPr>
             <w:tcW w:w="3008" w:type="dxa"/>
@@ -2941,12 +2920,6 @@
         </w:tc>
       </w:tr>
       <w:tr>
-        <w:tblPrEx>
-          <w:tblCellMar>
-            <w:top w:w="0" w:type="dxa"/>
-            <w:bottom w:w="0" w:type="dxa"/>
-          </w:tblCellMar>
-        </w:tblPrEx>
         <w:tc>
           <w:tcPr>
             <w:tcW w:w="3008" w:type="dxa"/>
@@ -3057,12 +3030,6 @@
         </w:tc>
       </w:tr>
       <w:tr>
-        <w:tblPrEx>
-          <w:tblCellMar>
-            <w:top w:w="0" w:type="dxa"/>
-            <w:bottom w:w="0" w:type="dxa"/>
-          </w:tblCellMar>
-        </w:tblPrEx>
         <w:tc>
           <w:tcPr>
             <w:tcW w:w="3008" w:type="dxa"/>
@@ -3173,12 +3140,6 @@
         </w:tc>
       </w:tr>
       <w:tr>
-        <w:tblPrEx>
-          <w:tblCellMar>
-            <w:top w:w="0" w:type="dxa"/>
-            <w:bottom w:w="0" w:type="dxa"/>
-          </w:tblCellMar>
-        </w:tblPrEx>
         <w:tc>
           <w:tcPr>
             <w:tcW w:w="3008" w:type="dxa"/>
@@ -3371,12 +3332,6 @@
         <w:gridCol w:w="3009"/>
       </w:tblGrid>
       <w:tr>
-        <w:tblPrEx>
-          <w:tblCellMar>
-            <w:top w:w="0" w:type="dxa"/>
-            <w:bottom w:w="0" w:type="dxa"/>
-          </w:tblCellMar>
-        </w:tblPrEx>
         <w:tc>
           <w:tcPr>
             <w:tcW w:w="3008" w:type="dxa"/>
@@ -3494,12 +3449,6 @@
         </w:tc>
       </w:tr>
       <w:tr>
-        <w:tblPrEx>
-          <w:tblCellMar>
-            <w:top w:w="0" w:type="dxa"/>
-            <w:bottom w:w="0" w:type="dxa"/>
-          </w:tblCellMar>
-        </w:tblPrEx>
         <w:tc>
           <w:tcPr>
             <w:tcW w:w="3008" w:type="dxa"/>
@@ -3610,12 +3559,6 @@
         </w:tc>
       </w:tr>
       <w:tr>
-        <w:tblPrEx>
-          <w:tblCellMar>
-            <w:top w:w="0" w:type="dxa"/>
-            <w:bottom w:w="0" w:type="dxa"/>
-          </w:tblCellMar>
-        </w:tblPrEx>
         <w:tc>
           <w:tcPr>
             <w:tcW w:w="3008" w:type="dxa"/>
@@ -3726,12 +3669,6 @@
         </w:tc>
       </w:tr>
       <w:tr>
-        <w:tblPrEx>
-          <w:tblCellMar>
-            <w:top w:w="0" w:type="dxa"/>
-            <w:bottom w:w="0" w:type="dxa"/>
-          </w:tblCellMar>
-        </w:tblPrEx>
         <w:tc>
           <w:tcPr>
             <w:tcW w:w="3008" w:type="dxa"/>
@@ -3842,12 +3779,6 @@
         </w:tc>
       </w:tr>
       <w:tr>
-        <w:tblPrEx>
-          <w:tblCellMar>
-            <w:top w:w="0" w:type="dxa"/>
-            <w:bottom w:w="0" w:type="dxa"/>
-          </w:tblCellMar>
-        </w:tblPrEx>
         <w:tc>
           <w:tcPr>
             <w:tcW w:w="3008" w:type="dxa"/>
@@ -3958,12 +3889,6 @@
         </w:tc>
       </w:tr>
       <w:tr>
-        <w:tblPrEx>
-          <w:tblCellMar>
-            <w:top w:w="0" w:type="dxa"/>
-            <w:bottom w:w="0" w:type="dxa"/>
-          </w:tblCellMar>
-        </w:tblPrEx>
         <w:tc>
           <w:tcPr>
             <w:tcW w:w="3008" w:type="dxa"/>
@@ -4074,12 +3999,6 @@
         </w:tc>
       </w:tr>
       <w:tr>
-        <w:tblPrEx>
-          <w:tblCellMar>
-            <w:top w:w="0" w:type="dxa"/>
-            <w:bottom w:w="0" w:type="dxa"/>
-          </w:tblCellMar>
-        </w:tblPrEx>
         <w:tc>
           <w:tcPr>
             <w:tcW w:w="3008" w:type="dxa"/>
@@ -4241,12 +4160,6 @@
         <w:gridCol w:w="9026"/>
       </w:tblGrid>
       <w:tr>
-        <w:tblPrEx>
-          <w:tblCellMar>
-            <w:top w:w="0" w:type="dxa"/>
-            <w:bottom w:w="0" w:type="dxa"/>
-          </w:tblCellMar>
-        </w:tblPrEx>
         <w:tc>
           <w:tcPr>
             <w:tcW w:w="9026" w:type="dxa"/>
@@ -4634,12 +4547,6 @@
         <w:gridCol w:w="9026"/>
       </w:tblGrid>
       <w:tr>
-        <w:tblPrEx>
-          <w:tblCellMar>
-            <w:top w:w="0" w:type="dxa"/>
-            <w:bottom w:w="0" w:type="dxa"/>
-          </w:tblCellMar>
-        </w:tblPrEx>
         <w:tc>
           <w:tcPr>
             <w:tcW w:w="9026" w:type="dxa"/>
@@ -4883,6 +4790,7 @@
       <w:r>
         <w:rPr>
           <w:rFonts w:ascii="Times New Roman" w:hAnsi="Times New Roman" w:cs="Times New Roman"/>
+          <w:noProof/>
           <w:sz w:val="28"/>
           <w:szCs w:val="28"/>
           <w:lang w:val="en-US"/>
@@ -5060,6 +4968,7 @@
       <w:r>
         <w:rPr>
           <w:rFonts w:ascii="Times New Roman" w:hAnsi="Times New Roman" w:cs="Times New Roman"/>
+          <w:noProof/>
           <w:sz w:val="28"/>
           <w:szCs w:val="28"/>
           <w:lang w:val="en-US"/>
@@ -5134,12 +5043,6 @@
         <w:gridCol w:w="3009"/>
       </w:tblGrid>
       <w:tr>
-        <w:tblPrEx>
-          <w:tblCellMar>
-            <w:top w:w="0" w:type="dxa"/>
-            <w:bottom w:w="0" w:type="dxa"/>
-          </w:tblCellMar>
-        </w:tblPrEx>
         <w:tc>
           <w:tcPr>
             <w:tcW w:w="3008" w:type="dxa"/>
@@ -5256,12 +5159,6 @@
         </w:tc>
       </w:tr>
       <w:tr>
-        <w:tblPrEx>
-          <w:tblCellMar>
-            <w:top w:w="0" w:type="dxa"/>
-            <w:bottom w:w="0" w:type="dxa"/>
-          </w:tblCellMar>
-        </w:tblPrEx>
         <w:tc>
           <w:tcPr>
             <w:tcW w:w="3008" w:type="dxa"/>
@@ -5372,12 +5269,6 @@
         </w:tc>
       </w:tr>
       <w:tr>
-        <w:tblPrEx>
-          <w:tblCellMar>
-            <w:top w:w="0" w:type="dxa"/>
-            <w:bottom w:w="0" w:type="dxa"/>
-          </w:tblCellMar>
-        </w:tblPrEx>
         <w:tc>
           <w:tcPr>
             <w:tcW w:w="3008" w:type="dxa"/>
@@ -5488,12 +5379,6 @@
         </w:tc>
       </w:tr>
       <w:tr>
-        <w:tblPrEx>
-          <w:tblCellMar>
-            <w:top w:w="0" w:type="dxa"/>
-            <w:bottom w:w="0" w:type="dxa"/>
-          </w:tblCellMar>
-        </w:tblPrEx>
         <w:tc>
           <w:tcPr>
             <w:tcW w:w="3008" w:type="dxa"/>
@@ -5604,12 +5489,6 @@
         </w:tc>
       </w:tr>
       <w:tr>
-        <w:tblPrEx>
-          <w:tblCellMar>
-            <w:top w:w="0" w:type="dxa"/>
-            <w:bottom w:w="0" w:type="dxa"/>
-          </w:tblCellMar>
-        </w:tblPrEx>
         <w:tc>
           <w:tcPr>
             <w:tcW w:w="3008" w:type="dxa"/>
@@ -5720,12 +5599,6 @@
         </w:tc>
       </w:tr>
       <w:tr>
-        <w:tblPrEx>
-          <w:tblCellMar>
-            <w:top w:w="0" w:type="dxa"/>
-            <w:bottom w:w="0" w:type="dxa"/>
-          </w:tblCellMar>
-        </w:tblPrEx>
         <w:tc>
           <w:tcPr>
             <w:tcW w:w="3008" w:type="dxa"/>
@@ -5836,12 +5709,6 @@
         </w:tc>
       </w:tr>
       <w:tr>
-        <w:tblPrEx>
-          <w:tblCellMar>
-            <w:top w:w="0" w:type="dxa"/>
-            <w:bottom w:w="0" w:type="dxa"/>
-          </w:tblCellMar>
-        </w:tblPrEx>
         <w:tc>
           <w:tcPr>
             <w:tcW w:w="3008" w:type="dxa"/>
@@ -6003,12 +5870,6 @@
         <w:gridCol w:w="9026"/>
       </w:tblGrid>
       <w:tr>
-        <w:tblPrEx>
-          <w:tblCellMar>
-            <w:top w:w="0" w:type="dxa"/>
-            <w:bottom w:w="0" w:type="dxa"/>
-          </w:tblCellMar>
-        </w:tblPrEx>
         <w:tc>
           <w:tcPr>
             <w:tcW w:w="9026" w:type="dxa"/>
@@ -6413,12 +6274,6 @@
         <w:gridCol w:w="9026"/>
       </w:tblGrid>
       <w:tr>
-        <w:tblPrEx>
-          <w:tblCellMar>
-            <w:top w:w="0" w:type="dxa"/>
-            <w:bottom w:w="0" w:type="dxa"/>
-          </w:tblCellMar>
-        </w:tblPrEx>
         <w:tc>
           <w:tcPr>
             <w:tcW w:w="9026" w:type="dxa"/>
@@ -6544,12 +6399,6 @@
         <w:gridCol w:w="2257"/>
       </w:tblGrid>
       <w:tr>
-        <w:tblPrEx>
-          <w:tblCellMar>
-            <w:top w:w="0" w:type="dxa"/>
-            <w:bottom w:w="0" w:type="dxa"/>
-          </w:tblCellMar>
-        </w:tblPrEx>
         <w:tc>
           <w:tcPr>
             <w:tcW w:w="2256" w:type="dxa"/>
@@ -6704,12 +6553,6 @@
         </w:tc>
       </w:tr>
       <w:tr>
-        <w:tblPrEx>
-          <w:tblCellMar>
-            <w:top w:w="0" w:type="dxa"/>
-            <w:bottom w:w="0" w:type="dxa"/>
-          </w:tblCellMar>
-        </w:tblPrEx>
         <w:tc>
           <w:tcPr>
             <w:tcW w:w="2256" w:type="dxa"/>
@@ -6856,12 +6699,6 @@
         </w:tc>
       </w:tr>
       <w:tr>
-        <w:tblPrEx>
-          <w:tblCellMar>
-            <w:top w:w="0" w:type="dxa"/>
-            <w:bottom w:w="0" w:type="dxa"/>
-          </w:tblCellMar>
-        </w:tblPrEx>
         <w:tc>
           <w:tcPr>
             <w:tcW w:w="2256" w:type="dxa"/>
@@ -7008,12 +6845,6 @@
         </w:tc>
       </w:tr>
       <w:tr>
-        <w:tblPrEx>
-          <w:tblCellMar>
-            <w:top w:w="0" w:type="dxa"/>
-            <w:bottom w:w="0" w:type="dxa"/>
-          </w:tblCellMar>
-        </w:tblPrEx>
         <w:tc>
           <w:tcPr>
             <w:tcW w:w="2256" w:type="dxa"/>
@@ -7160,12 +6991,6 @@
         </w:tc>
       </w:tr>
       <w:tr>
-        <w:tblPrEx>
-          <w:tblCellMar>
-            <w:top w:w="0" w:type="dxa"/>
-            <w:bottom w:w="0" w:type="dxa"/>
-          </w:tblCellMar>
-        </w:tblPrEx>
         <w:tc>
           <w:tcPr>
             <w:tcW w:w="2256" w:type="dxa"/>
@@ -7312,12 +7137,6 @@
         </w:tc>
       </w:tr>
       <w:tr>
-        <w:tblPrEx>
-          <w:tblCellMar>
-            <w:top w:w="0" w:type="dxa"/>
-            <w:bottom w:w="0" w:type="dxa"/>
-          </w:tblCellMar>
-        </w:tblPrEx>
         <w:tc>
           <w:tcPr>
             <w:tcW w:w="2256" w:type="dxa"/>
@@ -7464,12 +7283,6 @@
         </w:tc>
       </w:tr>
       <w:tr>
-        <w:tblPrEx>
-          <w:tblCellMar>
-            <w:top w:w="0" w:type="dxa"/>
-            <w:bottom w:w="0" w:type="dxa"/>
-          </w:tblCellMar>
-        </w:tblPrEx>
         <w:tc>
           <w:tcPr>
             <w:tcW w:w="2256" w:type="dxa"/>
@@ -7616,12 +7429,6 @@
         </w:tc>
       </w:tr>
       <w:tr>
-        <w:tblPrEx>
-          <w:tblCellMar>
-            <w:top w:w="0" w:type="dxa"/>
-            <w:bottom w:w="0" w:type="dxa"/>
-          </w:tblCellMar>
-        </w:tblPrEx>
         <w:tc>
           <w:tcPr>
             <w:tcW w:w="2256" w:type="dxa"/>
@@ -7768,12 +7575,6 @@
         </w:tc>
       </w:tr>
       <w:tr>
-        <w:tblPrEx>
-          <w:tblCellMar>
-            <w:top w:w="0" w:type="dxa"/>
-            <w:bottom w:w="0" w:type="dxa"/>
-          </w:tblCellMar>
-        </w:tblPrEx>
         <w:tc>
           <w:tcPr>
             <w:tcW w:w="2256" w:type="dxa"/>
@@ -7920,12 +7721,6 @@
         </w:tc>
       </w:tr>
       <w:tr>
-        <w:tblPrEx>
-          <w:tblCellMar>
-            <w:top w:w="0" w:type="dxa"/>
-            <w:bottom w:w="0" w:type="dxa"/>
-          </w:tblCellMar>
-        </w:tblPrEx>
         <w:tc>
           <w:tcPr>
             <w:tcW w:w="2256" w:type="dxa"/>
@@ -8195,7 +7990,6 @@
           <w:bCs/>
           <w:sz w:val="28"/>
           <w:szCs w:val="28"/>
-          <w:lang w:val="ru-RU"/>
         </w:rPr>
       </w:pPr>
     </w:p>
@@ -8369,12 +8163,6 @@
         <w:gridCol w:w="9026"/>
       </w:tblGrid>
       <w:tr>
-        <w:tblPrEx>
-          <w:tblCellMar>
-            <w:top w:w="0" w:type="dxa"/>
-            <w:bottom w:w="0" w:type="dxa"/>
-          </w:tblCellMar>
-        </w:tblPrEx>
         <w:tc>
           <w:tcPr>
             <w:tcW w:w="9026" w:type="dxa"/>
@@ -9514,12 +9302,6 @@
         <w:gridCol w:w="2257"/>
       </w:tblGrid>
       <w:tr>
-        <w:tblPrEx>
-          <w:tblCellMar>
-            <w:top w:w="0" w:type="dxa"/>
-            <w:bottom w:w="0" w:type="dxa"/>
-          </w:tblCellMar>
-        </w:tblPrEx>
         <w:tc>
           <w:tcPr>
             <w:tcW w:w="2256" w:type="dxa"/>
@@ -9674,12 +9456,6 @@
         </w:tc>
       </w:tr>
       <w:tr>
-        <w:tblPrEx>
-          <w:tblCellMar>
-            <w:top w:w="0" w:type="dxa"/>
-            <w:bottom w:w="0" w:type="dxa"/>
-          </w:tblCellMar>
-        </w:tblPrEx>
         <w:tc>
           <w:tcPr>
             <w:tcW w:w="2256" w:type="dxa"/>
@@ -9826,12 +9602,6 @@
         </w:tc>
       </w:tr>
       <w:tr>
-        <w:tblPrEx>
-          <w:tblCellMar>
-            <w:top w:w="0" w:type="dxa"/>
-            <w:bottom w:w="0" w:type="dxa"/>
-          </w:tblCellMar>
-        </w:tblPrEx>
         <w:tc>
           <w:tcPr>
             <w:tcW w:w="2256" w:type="dxa"/>
@@ -9986,12 +9756,6 @@
         </w:tc>
       </w:tr>
       <w:tr>
-        <w:tblPrEx>
-          <w:tblCellMar>
-            <w:top w:w="0" w:type="dxa"/>
-            <w:bottom w:w="0" w:type="dxa"/>
-          </w:tblCellMar>
-        </w:tblPrEx>
         <w:tc>
           <w:tcPr>
             <w:tcW w:w="2256" w:type="dxa"/>
@@ -10155,12 +9919,6 @@
         </w:tc>
       </w:tr>
       <w:tr>
-        <w:tblPrEx>
-          <w:tblCellMar>
-            <w:top w:w="0" w:type="dxa"/>
-            <w:bottom w:w="0" w:type="dxa"/>
-          </w:tblCellMar>
-        </w:tblPrEx>
         <w:tc>
           <w:tcPr>
             <w:tcW w:w="2256" w:type="dxa"/>
@@ -10324,12 +10082,6 @@
         </w:tc>
       </w:tr>
       <w:tr>
-        <w:tblPrEx>
-          <w:tblCellMar>
-            <w:top w:w="0" w:type="dxa"/>
-            <w:bottom w:w="0" w:type="dxa"/>
-          </w:tblCellMar>
-        </w:tblPrEx>
         <w:tc>
           <w:tcPr>
             <w:tcW w:w="2256" w:type="dxa"/>
@@ -10532,6 +10284,7 @@
           <w:rFonts w:ascii="Times New Roman" w:hAnsi="Times New Roman" w:cs="Times New Roman"/>
           <w:b/>
           <w:bCs/>
+          <w:noProof/>
           <w:sz w:val="28"/>
           <w:szCs w:val="28"/>
         </w:rPr>
@@ -10672,12 +10425,6 @@
         <w:gridCol w:w="9026"/>
       </w:tblGrid>
       <w:tr>
-        <w:tblPrEx>
-          <w:tblCellMar>
-            <w:top w:w="0" w:type="dxa"/>
-            <w:bottom w:w="0" w:type="dxa"/>
-          </w:tblCellMar>
-        </w:tblPrEx>
         <w:tc>
           <w:tcPr>
             <w:tcW w:w="9026" w:type="dxa"/>
@@ -10845,12 +10592,6 @@
         <w:gridCol w:w="9026"/>
       </w:tblGrid>
       <w:tr>
-        <w:tblPrEx>
-          <w:tblCellMar>
-            <w:top w:w="0" w:type="dxa"/>
-            <w:bottom w:w="0" w:type="dxa"/>
-          </w:tblCellMar>
-        </w:tblPrEx>
         <w:tc>
           <w:tcPr>
             <w:tcW w:w="9026" w:type="dxa"/>
@@ -11241,12 +10982,6 @@
         <w:gridCol w:w="9026"/>
       </w:tblGrid>
       <w:tr>
-        <w:tblPrEx>
-          <w:tblCellMar>
-            <w:top w:w="0" w:type="dxa"/>
-            <w:bottom w:w="0" w:type="dxa"/>
-          </w:tblCellMar>
-        </w:tblPrEx>
         <w:tc>
           <w:tcPr>
             <w:tcW w:w="9026" w:type="dxa"/>
@@ -11364,12 +11099,6 @@
         <w:gridCol w:w="9026"/>
       </w:tblGrid>
       <w:tr>
-        <w:tblPrEx>
-          <w:tblCellMar>
-            <w:top w:w="0" w:type="dxa"/>
-            <w:bottom w:w="0" w:type="dxa"/>
-          </w:tblCellMar>
-        </w:tblPrEx>
         <w:tc>
           <w:tcPr>
             <w:tcW w:w="9026" w:type="dxa"/>
@@ -11519,6 +11248,7 @@
       <w:r>
         <w:rPr>
           <w:rFonts w:ascii="Times New Roman" w:hAnsi="Times New Roman" w:cs="Times New Roman"/>
+          <w:noProof/>
           <w:sz w:val="28"/>
           <w:szCs w:val="28"/>
         </w:rPr>
@@ -11779,12 +11509,6 @@
         <w:gridCol w:w="9026"/>
       </w:tblGrid>
       <w:tr>
-        <w:tblPrEx>
-          <w:tblCellMar>
-            <w:top w:w="0" w:type="dxa"/>
-            <w:bottom w:w="0" w:type="dxa"/>
-          </w:tblCellMar>
-        </w:tblPrEx>
         <w:tc>
           <w:tcPr>
             <w:tcW w:w="9026" w:type="dxa"/>
@@ -11917,12 +11641,6 @@
         <w:gridCol w:w="3009"/>
       </w:tblGrid>
       <w:tr>
-        <w:tblPrEx>
-          <w:tblCellMar>
-            <w:top w:w="0" w:type="dxa"/>
-            <w:bottom w:w="0" w:type="dxa"/>
-          </w:tblCellMar>
-        </w:tblPrEx>
         <w:tc>
           <w:tcPr>
             <w:tcW w:w="3008" w:type="dxa"/>
@@ -12039,12 +11757,6 @@
         </w:tc>
       </w:tr>
       <w:tr>
-        <w:tblPrEx>
-          <w:tblCellMar>
-            <w:top w:w="0" w:type="dxa"/>
-            <w:bottom w:w="0" w:type="dxa"/>
-          </w:tblCellMar>
-        </w:tblPrEx>
         <w:tc>
           <w:tcPr>
             <w:tcW w:w="3008" w:type="dxa"/>
@@ -12155,12 +11867,6 @@
         </w:tc>
       </w:tr>
       <w:tr>
-        <w:tblPrEx>
-          <w:tblCellMar>
-            <w:top w:w="0" w:type="dxa"/>
-            <w:bottom w:w="0" w:type="dxa"/>
-          </w:tblCellMar>
-        </w:tblPrEx>
         <w:tc>
           <w:tcPr>
             <w:tcW w:w="3008" w:type="dxa"/>
@@ -12272,12 +11978,6 @@
         </w:tc>
       </w:tr>
       <w:tr>
-        <w:tblPrEx>
-          <w:tblCellMar>
-            <w:top w:w="0" w:type="dxa"/>
-            <w:bottom w:w="0" w:type="dxa"/>
-          </w:tblCellMar>
-        </w:tblPrEx>
         <w:tc>
           <w:tcPr>
             <w:tcW w:w="3008" w:type="dxa"/>
@@ -12388,12 +12088,6 @@
         </w:tc>
       </w:tr>
       <w:tr>
-        <w:tblPrEx>
-          <w:tblCellMar>
-            <w:top w:w="0" w:type="dxa"/>
-            <w:bottom w:w="0" w:type="dxa"/>
-          </w:tblCellMar>
-        </w:tblPrEx>
         <w:tc>
           <w:tcPr>
             <w:tcW w:w="3008" w:type="dxa"/>
@@ -12504,12 +12198,6 @@
         </w:tc>
       </w:tr>
       <w:tr>
-        <w:tblPrEx>
-          <w:tblCellMar>
-            <w:top w:w="0" w:type="dxa"/>
-            <w:bottom w:w="0" w:type="dxa"/>
-          </w:tblCellMar>
-        </w:tblPrEx>
         <w:tc>
           <w:tcPr>
             <w:tcW w:w="3008" w:type="dxa"/>
@@ -12620,12 +12308,6 @@
         </w:tc>
       </w:tr>
       <w:tr>
-        <w:tblPrEx>
-          <w:tblCellMar>
-            <w:top w:w="0" w:type="dxa"/>
-            <w:bottom w:w="0" w:type="dxa"/>
-          </w:tblCellMar>
-        </w:tblPrEx>
         <w:tc>
           <w:tcPr>
             <w:tcW w:w="3008" w:type="dxa"/>
@@ -12736,12 +12418,6 @@
         </w:tc>
       </w:tr>
       <w:tr>
-        <w:tblPrEx>
-          <w:tblCellMar>
-            <w:top w:w="0" w:type="dxa"/>
-            <w:bottom w:w="0" w:type="dxa"/>
-          </w:tblCellMar>
-        </w:tblPrEx>
         <w:tc>
           <w:tcPr>
             <w:tcW w:w="3008" w:type="dxa"/>
@@ -12852,12 +12528,6 @@
         </w:tc>
       </w:tr>
       <w:tr>
-        <w:tblPrEx>
-          <w:tblCellMar>
-            <w:top w:w="0" w:type="dxa"/>
-            <w:bottom w:w="0" w:type="dxa"/>
-          </w:tblCellMar>
-        </w:tblPrEx>
         <w:tc>
           <w:tcPr>
             <w:tcW w:w="3008" w:type="dxa"/>
@@ -13069,12 +12739,6 @@
         <w:gridCol w:w="2157"/>
       </w:tblGrid>
       <w:tr>
-        <w:tblPrEx>
-          <w:tblCellMar>
-            <w:top w:w="0" w:type="dxa"/>
-            <w:bottom w:w="0" w:type="dxa"/>
-          </w:tblCellMar>
-        </w:tblPrEx>
         <w:tc>
           <w:tcPr>
             <w:tcW w:w="2256" w:type="dxa"/>
@@ -13229,12 +12893,6 @@
         </w:tc>
       </w:tr>
       <w:tr>
-        <w:tblPrEx>
-          <w:tblCellMar>
-            <w:top w:w="0" w:type="dxa"/>
-            <w:bottom w:w="0" w:type="dxa"/>
-          </w:tblCellMar>
-        </w:tblPrEx>
         <w:tc>
           <w:tcPr>
             <w:tcW w:w="2256" w:type="dxa"/>
@@ -13381,12 +13039,6 @@
         </w:tc>
       </w:tr>
       <w:tr>
-        <w:tblPrEx>
-          <w:tblCellMar>
-            <w:top w:w="0" w:type="dxa"/>
-            <w:bottom w:w="0" w:type="dxa"/>
-          </w:tblCellMar>
-        </w:tblPrEx>
         <w:tc>
           <w:tcPr>
             <w:tcW w:w="2256" w:type="dxa"/>
@@ -13533,12 +13185,6 @@
         </w:tc>
       </w:tr>
       <w:tr>
-        <w:tblPrEx>
-          <w:tblCellMar>
-            <w:top w:w="0" w:type="dxa"/>
-            <w:bottom w:w="0" w:type="dxa"/>
-          </w:tblCellMar>
-        </w:tblPrEx>
         <w:tc>
           <w:tcPr>
             <w:tcW w:w="2256" w:type="dxa"/>
@@ -13685,12 +13331,6 @@
         </w:tc>
       </w:tr>
       <w:tr>
-        <w:tblPrEx>
-          <w:tblCellMar>
-            <w:top w:w="0" w:type="dxa"/>
-            <w:bottom w:w="0" w:type="dxa"/>
-          </w:tblCellMar>
-        </w:tblPrEx>
         <w:tc>
           <w:tcPr>
             <w:tcW w:w="2256" w:type="dxa"/>
@@ -13837,12 +13477,6 @@
         </w:tc>
       </w:tr>
       <w:tr>
-        <w:tblPrEx>
-          <w:tblCellMar>
-            <w:top w:w="0" w:type="dxa"/>
-            <w:bottom w:w="0" w:type="dxa"/>
-          </w:tblCellMar>
-        </w:tblPrEx>
         <w:tc>
           <w:tcPr>
             <w:tcW w:w="2256" w:type="dxa"/>
@@ -13989,12 +13623,6 @@
         </w:tc>
       </w:tr>
       <w:tr>
-        <w:tblPrEx>
-          <w:tblCellMar>
-            <w:top w:w="0" w:type="dxa"/>
-            <w:bottom w:w="0" w:type="dxa"/>
-          </w:tblCellMar>
-        </w:tblPrEx>
         <w:tc>
           <w:tcPr>
             <w:tcW w:w="2256" w:type="dxa"/>
@@ -14566,12 +14194,6 @@
         <w:gridCol w:w="9026"/>
       </w:tblGrid>
       <w:tr>
-        <w:tblPrEx>
-          <w:tblCellMar>
-            <w:top w:w="0" w:type="dxa"/>
-            <w:bottom w:w="0" w:type="dxa"/>
-          </w:tblCellMar>
-        </w:tblPrEx>
         <w:tc>
           <w:tcPr>
             <w:tcW w:w="9026" w:type="dxa"/>
@@ -14686,12 +14308,6 @@
         <w:gridCol w:w="3009"/>
       </w:tblGrid>
       <w:tr>
-        <w:tblPrEx>
-          <w:tblCellMar>
-            <w:top w:w="0" w:type="dxa"/>
-            <w:bottom w:w="0" w:type="dxa"/>
-          </w:tblCellMar>
-        </w:tblPrEx>
         <w:tc>
           <w:tcPr>
             <w:tcW w:w="3008" w:type="dxa"/>
@@ -14808,12 +14424,6 @@
         </w:tc>
       </w:tr>
       <w:tr>
-        <w:tblPrEx>
-          <w:tblCellMar>
-            <w:top w:w="0" w:type="dxa"/>
-            <w:bottom w:w="0" w:type="dxa"/>
-          </w:tblCellMar>
-        </w:tblPrEx>
         <w:tc>
           <w:tcPr>
             <w:tcW w:w="3008" w:type="dxa"/>
@@ -14924,12 +14534,6 @@
         </w:tc>
       </w:tr>
       <w:tr>
-        <w:tblPrEx>
-          <w:tblCellMar>
-            <w:top w:w="0" w:type="dxa"/>
-            <w:bottom w:w="0" w:type="dxa"/>
-          </w:tblCellMar>
-        </w:tblPrEx>
         <w:tc>
           <w:tcPr>
             <w:tcW w:w="3008" w:type="dxa"/>
@@ -15040,12 +14644,6 @@
         </w:tc>
       </w:tr>
       <w:tr>
-        <w:tblPrEx>
-          <w:tblCellMar>
-            <w:top w:w="0" w:type="dxa"/>
-            <w:bottom w:w="0" w:type="dxa"/>
-          </w:tblCellMar>
-        </w:tblPrEx>
         <w:tc>
           <w:tcPr>
             <w:tcW w:w="3008" w:type="dxa"/>
@@ -15156,12 +14754,6 @@
         </w:tc>
       </w:tr>
       <w:tr>
-        <w:tblPrEx>
-          <w:tblCellMar>
-            <w:top w:w="0" w:type="dxa"/>
-            <w:bottom w:w="0" w:type="dxa"/>
-          </w:tblCellMar>
-        </w:tblPrEx>
         <w:tc>
           <w:tcPr>
             <w:tcW w:w="3008" w:type="dxa"/>
@@ -15272,12 +14864,6 @@
         </w:tc>
       </w:tr>
       <w:tr>
-        <w:tblPrEx>
-          <w:tblCellMar>
-            <w:top w:w="0" w:type="dxa"/>
-            <w:bottom w:w="0" w:type="dxa"/>
-          </w:tblCellMar>
-        </w:tblPrEx>
         <w:tc>
           <w:tcPr>
             <w:tcW w:w="3008" w:type="dxa"/>
@@ -15389,12 +14975,6 @@
         </w:tc>
       </w:tr>
       <w:tr>
-        <w:tblPrEx>
-          <w:tblCellMar>
-            <w:top w:w="0" w:type="dxa"/>
-            <w:bottom w:w="0" w:type="dxa"/>
-          </w:tblCellMar>
-        </w:tblPrEx>
         <w:tc>
           <w:tcPr>
             <w:tcW w:w="3008" w:type="dxa"/>
@@ -15505,12 +15085,6 @@
         </w:tc>
       </w:tr>
       <w:tr>
-        <w:tblPrEx>
-          <w:tblCellMar>
-            <w:top w:w="0" w:type="dxa"/>
-            <w:bottom w:w="0" w:type="dxa"/>
-          </w:tblCellMar>
-        </w:tblPrEx>
         <w:tc>
           <w:tcPr>
             <w:tcW w:w="3008" w:type="dxa"/>
@@ -15621,12 +15195,6 @@
         </w:tc>
       </w:tr>
       <w:tr>
-        <w:tblPrEx>
-          <w:tblCellMar>
-            <w:top w:w="0" w:type="dxa"/>
-            <w:bottom w:w="0" w:type="dxa"/>
-          </w:tblCellMar>
-        </w:tblPrEx>
         <w:tc>
           <w:tcPr>
             <w:tcW w:w="3008" w:type="dxa"/>
@@ -15737,12 +15305,6 @@
         </w:tc>
       </w:tr>
       <w:tr>
-        <w:tblPrEx>
-          <w:tblCellMar>
-            <w:top w:w="0" w:type="dxa"/>
-            <w:bottom w:w="0" w:type="dxa"/>
-          </w:tblCellMar>
-        </w:tblPrEx>
         <w:tc>
           <w:tcPr>
             <w:tcW w:w="3008" w:type="dxa"/>
@@ -16029,8 +15591,317 @@
           <w:rFonts w:ascii="Times New Roman" w:hAnsi="Times New Roman" w:cs="Times New Roman"/>
           <w:sz w:val="28"/>
           <w:szCs w:val="28"/>
-        </w:rPr>
-      </w:pPr>
+          <w:lang w:val="en-US"/>
+        </w:rPr>
+      </w:pPr>
+    </w:p>
+    <w:p>
+      <w:pPr>
+        <w:spacing w:after="60"/>
+        <w:rPr>
+          <w:rFonts w:ascii="Times New Roman" w:hAnsi="Times New Roman" w:cs="Times New Roman"/>
+          <w:sz w:val="28"/>
+          <w:szCs w:val="28"/>
+          <w:lang w:val="ru-RU"/>
+        </w:rPr>
+      </w:pPr>
+      <w:r>
+        <w:rPr>
+          <w:rFonts w:ascii="Times New Roman" w:hAnsi="Times New Roman" w:cs="Times New Roman"/>
+          <w:sz w:val="28"/>
+          <w:szCs w:val="28"/>
+          <w:lang w:val="ru-RU"/>
+        </w:rPr>
+        <w:t xml:space="preserve">Посилання на </w:t>
+      </w:r>
+      <w:r>
+        <w:rPr>
+          <w:rFonts w:ascii="Times New Roman" w:hAnsi="Times New Roman" w:cs="Times New Roman"/>
+          <w:sz w:val="28"/>
+          <w:szCs w:val="28"/>
+          <w:lang w:val="en-US"/>
+        </w:rPr>
+        <w:t>GitHub</w:t>
+      </w:r>
+      <w:r>
+        <w:rPr>
+          <w:rFonts w:ascii="Times New Roman" w:hAnsi="Times New Roman" w:cs="Times New Roman"/>
+          <w:sz w:val="28"/>
+          <w:szCs w:val="28"/>
+          <w:lang w:val="ru-RU"/>
+        </w:rPr>
+        <w:t xml:space="preserve">: </w:t>
+      </w:r>
+      <w:r>
+        <w:rPr>
+          <w:rFonts w:ascii="Times New Roman" w:hAnsi="Times New Roman" w:cs="Times New Roman"/>
+          <w:sz w:val="28"/>
+          <w:szCs w:val="28"/>
+          <w:lang w:val="en-US"/>
+        </w:rPr>
+        <w:t>https</w:t>
+      </w:r>
+      <w:r>
+        <w:rPr>
+          <w:rFonts w:ascii="Times New Roman" w:hAnsi="Times New Roman" w:cs="Times New Roman"/>
+          <w:sz w:val="28"/>
+          <w:szCs w:val="28"/>
+          <w:lang w:val="ru-RU"/>
+        </w:rPr>
+        <w:t>://</w:t>
+      </w:r>
+      <w:r>
+        <w:rPr>
+          <w:rFonts w:ascii="Times New Roman" w:hAnsi="Times New Roman" w:cs="Times New Roman"/>
+          <w:sz w:val="28"/>
+          <w:szCs w:val="28"/>
+          <w:lang w:val="en-US"/>
+        </w:rPr>
+        <w:t>github</w:t>
+      </w:r>
+      <w:r>
+        <w:rPr>
+          <w:rFonts w:ascii="Times New Roman" w:hAnsi="Times New Roman" w:cs="Times New Roman"/>
+          <w:sz w:val="28"/>
+          <w:szCs w:val="28"/>
+          <w:lang w:val="ru-RU"/>
+        </w:rPr>
+        <w:t>.</w:t>
+      </w:r>
+      <w:r>
+        <w:rPr>
+          <w:rFonts w:ascii="Times New Roman" w:hAnsi="Times New Roman" w:cs="Times New Roman"/>
+          <w:sz w:val="28"/>
+          <w:szCs w:val="28"/>
+          <w:lang w:val="en-US"/>
+        </w:rPr>
+        <w:t>com</w:t>
+      </w:r>
+      <w:r>
+        <w:rPr>
+          <w:rFonts w:ascii="Times New Roman" w:hAnsi="Times New Roman" w:cs="Times New Roman"/>
+          <w:sz w:val="28"/>
+          <w:szCs w:val="28"/>
+          <w:lang w:val="ru-RU"/>
+        </w:rPr>
+        <w:t>/</w:t>
+      </w:r>
+      <w:r>
+        <w:rPr>
+          <w:rFonts w:ascii="Times New Roman" w:hAnsi="Times New Roman" w:cs="Times New Roman"/>
+          <w:sz w:val="28"/>
+          <w:szCs w:val="28"/>
+          <w:lang w:val="en-US"/>
+        </w:rPr>
+        <w:t>qwerttt</w:t>
+      </w:r>
+      <w:r>
+        <w:rPr>
+          <w:rFonts w:ascii="Times New Roman" w:hAnsi="Times New Roman" w:cs="Times New Roman"/>
+          <w:sz w:val="28"/>
+          <w:szCs w:val="28"/>
+          <w:lang w:val="ru-RU"/>
+        </w:rPr>
+        <w:t>0745/</w:t>
+      </w:r>
+      <w:r>
+        <w:rPr>
+          <w:rFonts w:ascii="Times New Roman" w:hAnsi="Times New Roman" w:cs="Times New Roman"/>
+          <w:sz w:val="28"/>
+          <w:szCs w:val="28"/>
+          <w:lang w:val="en-US"/>
+        </w:rPr>
+        <w:t>Artificial</w:t>
+      </w:r>
+      <w:r>
+        <w:rPr>
+          <w:rFonts w:ascii="Times New Roman" w:hAnsi="Times New Roman" w:cs="Times New Roman"/>
+          <w:sz w:val="28"/>
+          <w:szCs w:val="28"/>
+          <w:lang w:val="ru-RU"/>
+        </w:rPr>
+        <w:t>_</w:t>
+      </w:r>
+      <w:r>
+        <w:rPr>
+          <w:rFonts w:ascii="Times New Roman" w:hAnsi="Times New Roman" w:cs="Times New Roman"/>
+          <w:sz w:val="28"/>
+          <w:szCs w:val="28"/>
+          <w:lang w:val="en-US"/>
+        </w:rPr>
+        <w:t>Intelligence</w:t>
+      </w:r>
+      <w:r>
+        <w:rPr>
+          <w:rFonts w:ascii="Times New Roman" w:hAnsi="Times New Roman" w:cs="Times New Roman"/>
+          <w:sz w:val="28"/>
+          <w:szCs w:val="28"/>
+          <w:lang w:val="ru-RU"/>
+        </w:rPr>
+        <w:t>_</w:t>
+      </w:r>
+      <w:r>
+        <w:rPr>
+          <w:rFonts w:ascii="Times New Roman" w:hAnsi="Times New Roman" w:cs="Times New Roman"/>
+          <w:sz w:val="28"/>
+          <w:szCs w:val="28"/>
+          <w:lang w:val="en-US"/>
+        </w:rPr>
+        <w:t>Systems</w:t>
+      </w:r>
+      <w:r>
+        <w:rPr>
+          <w:rFonts w:ascii="Times New Roman" w:hAnsi="Times New Roman" w:cs="Times New Roman"/>
+          <w:sz w:val="28"/>
+          <w:szCs w:val="28"/>
+          <w:lang w:val="ru-RU"/>
+        </w:rPr>
+        <w:t>_</w:t>
+      </w:r>
+      <w:r>
+        <w:rPr>
+          <w:rFonts w:ascii="Times New Roman" w:hAnsi="Times New Roman" w:cs="Times New Roman"/>
+          <w:sz w:val="28"/>
+          <w:szCs w:val="28"/>
+          <w:lang w:val="en-US"/>
+        </w:rPr>
+        <w:t>and</w:t>
+      </w:r>
+      <w:r>
+        <w:rPr>
+          <w:rFonts w:ascii="Times New Roman" w:hAnsi="Times New Roman" w:cs="Times New Roman"/>
+          <w:sz w:val="28"/>
+          <w:szCs w:val="28"/>
+          <w:lang w:val="ru-RU"/>
+        </w:rPr>
+        <w:t>_</w:t>
+      </w:r>
+      <w:r>
+        <w:rPr>
+          <w:rFonts w:ascii="Times New Roman" w:hAnsi="Times New Roman" w:cs="Times New Roman"/>
+          <w:sz w:val="28"/>
+          <w:szCs w:val="28"/>
+          <w:lang w:val="en-US"/>
+        </w:rPr>
+        <w:t>Methods</w:t>
+      </w:r>
+      <w:r>
+        <w:rPr>
+          <w:rFonts w:ascii="Times New Roman" w:hAnsi="Times New Roman" w:cs="Times New Roman"/>
+          <w:sz w:val="28"/>
+          <w:szCs w:val="28"/>
+          <w:lang w:val="ru-RU"/>
+        </w:rPr>
+        <w:t>/</w:t>
+      </w:r>
+      <w:r>
+        <w:rPr>
+          <w:rFonts w:ascii="Times New Roman" w:hAnsi="Times New Roman" w:cs="Times New Roman"/>
+          <w:sz w:val="28"/>
+          <w:szCs w:val="28"/>
+          <w:lang w:val="en-US"/>
+        </w:rPr>
+        <w:t>tree</w:t>
+      </w:r>
+      <w:r>
+        <w:rPr>
+          <w:rFonts w:ascii="Times New Roman" w:hAnsi="Times New Roman" w:cs="Times New Roman"/>
+          <w:sz w:val="28"/>
+          <w:szCs w:val="28"/>
+          <w:lang w:val="ru-RU"/>
+        </w:rPr>
+        <w:t>/</w:t>
+      </w:r>
+      <w:r>
+        <w:rPr>
+          <w:rFonts w:ascii="Times New Roman" w:hAnsi="Times New Roman" w:cs="Times New Roman"/>
+          <w:sz w:val="28"/>
+          <w:szCs w:val="28"/>
+          <w:lang w:val="en-US"/>
+        </w:rPr>
+        <w:t>main</w:t>
+      </w:r>
+      <w:r>
+        <w:rPr>
+          <w:rFonts w:ascii="Times New Roman" w:hAnsi="Times New Roman" w:cs="Times New Roman"/>
+          <w:sz w:val="28"/>
+          <w:szCs w:val="28"/>
+          <w:lang w:val="ru-RU"/>
+        </w:rPr>
+        <w:t>/%</w:t>
+      </w:r>
+      <w:r>
+        <w:rPr>
+          <w:rFonts w:ascii="Times New Roman" w:hAnsi="Times New Roman" w:cs="Times New Roman"/>
+          <w:sz w:val="28"/>
+          <w:szCs w:val="28"/>
+          <w:lang w:val="en-US"/>
+        </w:rPr>
+        <w:t>D</w:t>
+      </w:r>
+      <w:r>
+        <w:rPr>
+          <w:rFonts w:ascii="Times New Roman" w:hAnsi="Times New Roman" w:cs="Times New Roman"/>
+          <w:sz w:val="28"/>
+          <w:szCs w:val="28"/>
+          <w:lang w:val="ru-RU"/>
+        </w:rPr>
+        <w:t>0%9</w:t>
+      </w:r>
+      <w:r>
+        <w:rPr>
+          <w:rFonts w:ascii="Times New Roman" w:hAnsi="Times New Roman" w:cs="Times New Roman"/>
+          <w:sz w:val="28"/>
+          <w:szCs w:val="28"/>
+          <w:lang w:val="en-US"/>
+        </w:rPr>
+        <w:t>B</w:t>
+      </w:r>
+      <w:r>
+        <w:rPr>
+          <w:rFonts w:ascii="Times New Roman" w:hAnsi="Times New Roman" w:cs="Times New Roman"/>
+          <w:sz w:val="28"/>
+          <w:szCs w:val="28"/>
+          <w:lang w:val="ru-RU"/>
+        </w:rPr>
+        <w:t>%</w:t>
+      </w:r>
+      <w:r>
+        <w:rPr>
+          <w:rFonts w:ascii="Times New Roman" w:hAnsi="Times New Roman" w:cs="Times New Roman"/>
+          <w:sz w:val="28"/>
+          <w:szCs w:val="28"/>
+          <w:lang w:val="en-US"/>
+        </w:rPr>
+        <w:t>D</w:t>
+      </w:r>
+      <w:r>
+        <w:rPr>
+          <w:rFonts w:ascii="Times New Roman" w:hAnsi="Times New Roman" w:cs="Times New Roman"/>
+          <w:sz w:val="28"/>
+          <w:szCs w:val="28"/>
+          <w:lang w:val="ru-RU"/>
+        </w:rPr>
+        <w:t>0%</w:t>
+      </w:r>
+      <w:r>
+        <w:rPr>
+          <w:rFonts w:ascii="Times New Roman" w:hAnsi="Times New Roman" w:cs="Times New Roman"/>
+          <w:sz w:val="28"/>
+          <w:szCs w:val="28"/>
+          <w:lang w:val="en-US"/>
+        </w:rPr>
+        <w:t>A</w:t>
+      </w:r>
+      <w:r>
+        <w:rPr>
+          <w:rFonts w:ascii="Times New Roman" w:hAnsi="Times New Roman" w:cs="Times New Roman"/>
+          <w:sz w:val="28"/>
+          <w:szCs w:val="28"/>
+          <w:lang w:val="ru-RU"/>
+        </w:rPr>
+        <w:t>05</w:t>
+      </w:r>
     </w:p>
     <w:sectPr>
       <w:pgSz w:w="11906" w:h="16838"/>
@@ -17701,6 +17572,7 @@
   <w:style w:type="character" w:default="1" w:styleId="a0">
     <w:name w:val="Default Paragraph Font"/>
     <w:uiPriority w:val="1"/>
+    <w:semiHidden/>
     <w:unhideWhenUsed/>
   </w:style>
   <w:style w:type="table" w:default="1" w:styleId="a1">
